--- a/Т_И_С/ПМ1_ТИС_Установка и сопровождение программного и аппаратного обеспечения/РО1-5-Администрировать Windows и Windows Server на базовом уровне/labs/ЛР 2 - Диагностика и устранение неисправностей Windows.docx
+++ b/Т_И_С/ПМ1_ТИС_Установка и сопровождение программного и аппаратного обеспечения/РО1-5-Администрировать Windows и Windows Server на базовом уровне/labs/ЛР 2 - Диагностика и устранение неисправностей Windows.docx
@@ -1,6 +1,6 @@
 
 <file path=word/document.xml><?xml version="1.0" encoding="utf-8"?>
-<w:document xmlns:wpc="http://schemas.microsoft.com/office/word/2010/wordprocessingCanvas" xmlns:cx="http://schemas.microsoft.com/office/drawing/2014/chartex" xmlns:cx1="http://schemas.microsoft.com/office/drawing/2015/9/8/chartex" xmlns:cx2="http://schemas.microsoft.com/office/drawing/2015/10/21/chartex" xmlns:cx3="http://schemas.microsoft.com/office/drawing/2016/5/9/chartex" xmlns:cx4="http://schemas.microsoft.com/office/drawing/2016/5/10/chartex" xmlns:cx5="http://schemas.microsoft.com/office/drawing/2016/5/11/chartex" xmlns:cx6="http://schemas.microsoft.com/office/drawing/2016/5/12/chartex" xmlns:cx7="http://schemas.microsoft.com/office/drawing/2016/5/13/chartex" xmlns:cx8="http://schemas.microsoft.com/office/drawing/2016/5/14/chartex" xmlns:mc="http://schemas.openxmlformats.org/markup-compatibility/2006" xmlns:aink="http://schemas.microsoft.com/office/drawing/2016/ink" xmlns:am3d="http://schemas.microsoft.com/office/drawing/2017/model3d" xmlns:o="urn:schemas-microsoft-com:office:office" xmlns:oel="http://schemas.microsoft.com/office/2019/extlst" xmlns:r="http://schemas.openxmlformats.org/officeDocument/2006/relationships" xmlns:m="http://schemas.openxmlformats.org/officeDocument/2006/math" xmlns:v="urn:schemas-microsoft-com:vml" xmlns:wp14="http://schemas.microsoft.com/office/word/2010/wordprocessingDrawing" xmlns:wp="http://schemas.openxmlformats.org/drawingml/2006/wordprocessingDrawing" xmlns:w10="urn:schemas-microsoft-com:office:word" xmlns:w="http://schemas.openxmlformats.org/wordprocessingml/2006/main" xmlns:w14="http://schemas.microsoft.com/office/word/2010/wordml" xmlns:w15="http://schemas.microsoft.com/office/word/2012/wordml" xmlns:w16cei="http://schemas.microsoft.com/office/word/2026/wordml/cei" xmlns:w16cex="http://schemas.microsoft.com/office/word/2018/wordml/cex" xmlns:w16cid="http://schemas.microsoft.com/office/word/2016/wordml/cid" xmlns:w16="http://schemas.microsoft.com/office/word/2018/wordml" xmlns:w16du="http://schemas.microsoft.com/office/word/2023/wordml/word16du" xmlns:w16sdtdh="http://schemas.microsoft.com/office/word/2020/wordml/sdtdatahash" xmlns:w16sdtfl="http://schemas.microsoft.com/office/word/2024/wordml/sdtformatlock" xmlns:w16se="http://schemas.microsoft.com/office/word/2015/wordml/symex" xmlns:wpg="http://schemas.microsoft.com/office/word/2010/wordprocessingGroup" xmlns:wpi="http://schemas.microsoft.com/office/word/2010/wordprocessingInk" xmlns:wne="http://schemas.microsoft.com/office/word/2006/wordml" xmlns:wps="http://schemas.microsoft.com/office/word/2010/wordprocessingShape" mc:Ignorable="w14 w15 w16se w16cid w16 w16cex w16sdtdh w16sdtfl w16du wp14">
+<w:document xmlns:wpc="http://schemas.microsoft.com/office/word/2010/wordprocessingCanvas" xmlns:cx="http://schemas.microsoft.com/office/drawing/2014/chartex" xmlns:cx1="http://schemas.microsoft.com/office/drawing/2015/9/8/chartex" xmlns:cx2="http://schemas.microsoft.com/office/drawing/2015/10/21/chartex" xmlns:cx3="http://schemas.microsoft.com/office/drawing/2016/5/9/chartex" xmlns:cx4="http://schemas.microsoft.com/office/drawing/2016/5/10/chartex" xmlns:cx5="http://schemas.microsoft.com/office/drawing/2016/5/11/chartex" xmlns:cx6="http://schemas.microsoft.com/office/drawing/2016/5/12/chartex" xmlns:cx7="http://schemas.microsoft.com/office/drawing/2016/5/13/chartex" xmlns:cx8="http://schemas.microsoft.com/office/drawing/2016/5/14/chartex" xmlns:mc="http://schemas.openxmlformats.org/markup-compatibility/2006" xmlns:aink="http://schemas.microsoft.com/office/drawing/2016/ink" xmlns:am3d="http://schemas.microsoft.com/office/drawing/2017/model3d" xmlns:o="urn:schemas-microsoft-com:office:office" xmlns:oel="http://schemas.microsoft.com/office/2019/extlst" xmlns:r="http://schemas.openxmlformats.org/officeDocument/2006/relationships" xmlns:m="http://schemas.openxmlformats.org/officeDocument/2006/math" xmlns:v="urn:schemas-microsoft-com:vml" xmlns:wp14="http://schemas.microsoft.com/office/word/2010/wordprocessingDrawing" xmlns:wp="http://schemas.openxmlformats.org/drawingml/2006/wordprocessingDrawing" xmlns:w10="urn:schemas-microsoft-com:office:word" xmlns:w="http://schemas.openxmlformats.org/wordprocessingml/2006/main" xmlns:w14="http://schemas.microsoft.com/office/word/2010/wordml" xmlns:w15="http://schemas.microsoft.com/office/word/2012/wordml" xmlns:w16cex="http://schemas.microsoft.com/office/word/2018/wordml/cex" xmlns:w16cid="http://schemas.microsoft.com/office/word/2016/wordml/cid" xmlns:w16="http://schemas.microsoft.com/office/word/2018/wordml" xmlns:w16du="http://schemas.microsoft.com/office/word/2023/wordml/word16du" xmlns:w16sdtdh="http://schemas.microsoft.com/office/word/2020/wordml/sdtdatahash" xmlns:w16sdtfl="http://schemas.microsoft.com/office/word/2024/wordml/sdtformatlock" xmlns:w16se="http://schemas.microsoft.com/office/word/2015/wordml/symex" xmlns:wpg="http://schemas.microsoft.com/office/word/2010/wordprocessingGroup" xmlns:wpi="http://schemas.microsoft.com/office/word/2010/wordprocessingInk" xmlns:wne="http://schemas.microsoft.com/office/word/2006/wordml" xmlns:wps="http://schemas.microsoft.com/office/word/2010/wordprocessingShape" mc:Ignorable="w14 w15 w16se w16cid w16 w16cex w16sdtdh w16sdtfl w16du wp14">
   <w:body>
     <w:p>
       <w:pPr>
@@ -20,7 +20,7 @@
         <w:rPr>
           <w:lang w:val="ru-RU"/>
         </w:rPr>
-        <w:t xml:space="preserve"> № 002</w:t>
+        <w:t xml:space="preserve"> № 2</w:t>
       </w:r>
     </w:p>
     <w:p>
@@ -88,7 +88,7 @@
     <w:p>
       <w:r>
         <w:pict w14:anchorId="7CE6C6B6">
-          <v:rect id="_x0000_i1025" style="width:0;height:1.5pt" o:hralign="center" o:hrstd="t" o:hr="t"/>
+          <v:rect id="_x0000_i1026" style="width:0;height:1.5pt" o:hralign="center" o:hrstd="t" o:hr="t"/>
         </w:pict>
       </w:r>
     </w:p>
@@ -287,7 +287,7 @@
     <w:p>
       <w:r>
         <w:pict w14:anchorId="3C621DC4">
-          <v:rect id="_x0000_i1026" style="width:0;height:1.5pt" o:hralign="center" o:hrstd="t" o:hr="t"/>
+          <v:rect id="_x0000_i1027" style="width:0;height:1.5pt" o:hralign="center" o:hrstd="t" o:hr="t"/>
         </w:pict>
       </w:r>
     </w:p>
@@ -444,7 +444,7 @@
     <w:p>
       <w:r>
         <w:pict w14:anchorId="1B1CC68A">
-          <v:rect id="_x0000_i1027" style="width:0;height:1.5pt" o:hralign="center" o:hrstd="t" o:hr="t"/>
+          <v:rect id="_x0000_i1028" style="width:0;height:1.5pt" o:hralign="center" o:hrstd="t" o:hr="t"/>
         </w:pict>
       </w:r>
     </w:p>
@@ -484,13 +484,8 @@
       <w:pPr>
         <w:pStyle w:val="FirstParagraph"/>
       </w:pPr>
-      <w:proofErr w:type="spellStart"/>
-      <w:r>
-        <w:t>Открыть</w:t>
-      </w:r>
-      <w:proofErr w:type="spellEnd"/>
-      <w:r>
-        <w:t>:</w:t>
+      <w:r>
+        <w:t>Открыть:</w:t>
       </w:r>
     </w:p>
     <w:p>
@@ -668,29 +663,8 @@
           <w:numId w:val="3"/>
         </w:numPr>
       </w:pPr>
-      <w:proofErr w:type="spellStart"/>
-      <w:r>
-        <w:t>последние</w:t>
-      </w:r>
-      <w:proofErr w:type="spellEnd"/>
-      <w:r>
-        <w:t xml:space="preserve"> </w:t>
-      </w:r>
-      <w:proofErr w:type="spellStart"/>
-      <w:r>
-        <w:t>ошибки</w:t>
-      </w:r>
-      <w:proofErr w:type="spellEnd"/>
-      <w:r>
-        <w:t xml:space="preserve"> </w:t>
-      </w:r>
-      <w:proofErr w:type="spellStart"/>
-      <w:r>
-        <w:t>приложений</w:t>
-      </w:r>
-      <w:proofErr w:type="spellEnd"/>
-      <w:r>
-        <w:t>;</w:t>
+      <w:r>
+        <w:t>последние ошибки приложений;</w:t>
       </w:r>
     </w:p>
     <w:p>
@@ -918,7 +892,7 @@
     <w:p>
       <w:r>
         <w:pict w14:anchorId="39F969E9">
-          <v:rect id="_x0000_i1128" style="width:0;height:1.5pt" o:hralign="center" o:hrstd="t" o:hr="t"/>
+          <v:rect id="_x0000_i1029" style="width:0;height:1.5pt" o:hralign="center" o:hrstd="t" o:hr="t"/>
         </w:pict>
       </w:r>
     </w:p>
@@ -995,29 +969,8 @@
           <w:numId w:val="4"/>
         </w:numPr>
       </w:pPr>
-      <w:proofErr w:type="spellStart"/>
-      <w:r>
-        <w:t>Определить</w:t>
-      </w:r>
-      <w:proofErr w:type="spellEnd"/>
-      <w:r>
-        <w:t xml:space="preserve"> PID </w:t>
-      </w:r>
-      <w:proofErr w:type="spellStart"/>
-      <w:r>
-        <w:t>одного</w:t>
-      </w:r>
-      <w:proofErr w:type="spellEnd"/>
-      <w:r>
-        <w:t xml:space="preserve"> </w:t>
-      </w:r>
-      <w:proofErr w:type="spellStart"/>
-      <w:r>
-        <w:t>процесса</w:t>
-      </w:r>
-      <w:proofErr w:type="spellEnd"/>
-      <w:r>
-        <w:t>.</w:t>
+      <w:r>
+        <w:t>Определить PID одного процесса.</w:t>
       </w:r>
     </w:p>
     <w:p>
@@ -1042,14 +995,12 @@
       <w:pPr>
         <w:pStyle w:val="SourceCode"/>
       </w:pPr>
-      <w:proofErr w:type="spellStart"/>
       <w:r>
         <w:rPr>
           <w:rStyle w:val="NormalTok"/>
         </w:rPr>
         <w:t>tasklist</w:t>
       </w:r>
-      <w:proofErr w:type="spellEnd"/>
     </w:p>
     <w:p>
       <w:pPr>
@@ -1166,21 +1117,8 @@
       </w:pPr>
       <w:bookmarkStart w:id="9" w:name="в-отчёте-указать"/>
       <w:r>
-        <w:t xml:space="preserve">В </w:t>
-      </w:r>
-      <w:proofErr w:type="spellStart"/>
-      <w:r>
-        <w:t>отчёте</w:t>
-      </w:r>
-      <w:proofErr w:type="spellEnd"/>
-      <w:r>
-        <w:t xml:space="preserve"> </w:t>
-      </w:r>
-      <w:proofErr w:type="spellStart"/>
-      <w:r>
-        <w:t>указать</w:t>
-      </w:r>
-      <w:proofErr w:type="spellEnd"/>
+        <w:t>В отчёте указать</w:t>
+      </w:r>
     </w:p>
     <w:p>
       <w:pPr>
@@ -1233,7 +1171,7 @@
     <w:p>
       <w:r>
         <w:pict w14:anchorId="3060D7F4">
-          <v:rect id="_x0000_i1129" style="width:0;height:1.5pt" o:hralign="center" o:hrstd="t" o:hr="t"/>
+          <v:rect id="_x0000_i1030" style="width:0;height:1.5pt" o:hralign="center" o:hrstd="t" o:hr="t"/>
         </w:pict>
       </w:r>
     </w:p>
@@ -1418,14 +1356,12 @@
         </w:rPr>
         <w:t>.</w:t>
       </w:r>
-      <w:proofErr w:type="spellStart"/>
       <w:r>
         <w:rPr>
           <w:rStyle w:val="NormalTok"/>
         </w:rPr>
         <w:t>msc</w:t>
       </w:r>
-      <w:proofErr w:type="spellEnd"/>
     </w:p>
     <w:p>
       <w:pPr>
@@ -1449,21 +1385,8 @@
           <w:numId w:val="8"/>
         </w:numPr>
       </w:pPr>
-      <w:proofErr w:type="spellStart"/>
-      <w:r>
-        <w:t>состояние</w:t>
-      </w:r>
-      <w:proofErr w:type="spellEnd"/>
-      <w:r>
-        <w:t xml:space="preserve"> </w:t>
-      </w:r>
-      <w:proofErr w:type="spellStart"/>
-      <w:r>
-        <w:t>службы</w:t>
-      </w:r>
-      <w:proofErr w:type="spellEnd"/>
-      <w:r>
-        <w:t>;</w:t>
+      <w:r>
+        <w:t>состояние службы;</w:t>
       </w:r>
     </w:p>
     <w:p>
@@ -1556,7 +1479,7 @@
     <w:p>
       <w:r>
         <w:pict w14:anchorId="0E4969FC">
-          <v:rect id="_x0000_i1130" style="width:0;height:1.5pt" o:hralign="center" o:hrstd="t" o:hr="t"/>
+          <v:rect id="_x0000_i1031" style="width:0;height:1.5pt" o:hralign="center" o:hrstd="t" o:hr="t"/>
         </w:pict>
       </w:r>
     </w:p>
@@ -1659,29 +1582,8 @@
           <w:numId w:val="9"/>
         </w:numPr>
       </w:pPr>
-      <w:proofErr w:type="spellStart"/>
-      <w:r>
-        <w:t>Найти</w:t>
-      </w:r>
-      <w:proofErr w:type="spellEnd"/>
-      <w:r>
-        <w:t xml:space="preserve"> </w:t>
-      </w:r>
-      <w:proofErr w:type="spellStart"/>
-      <w:r>
-        <w:t>программы</w:t>
-      </w:r>
-      <w:proofErr w:type="spellEnd"/>
-      <w:r>
-        <w:t xml:space="preserve"> </w:t>
-      </w:r>
-      <w:proofErr w:type="spellStart"/>
-      <w:r>
-        <w:t>автозагрузки</w:t>
-      </w:r>
-      <w:proofErr w:type="spellEnd"/>
-      <w:r>
-        <w:t>.</w:t>
+      <w:r>
+        <w:t>Найти программы автозагрузки.</w:t>
       </w:r>
     </w:p>
     <w:p>
@@ -1710,37 +1612,8 @@
           <w:numId w:val="9"/>
         </w:numPr>
       </w:pPr>
-      <w:proofErr w:type="spellStart"/>
-      <w:r>
-        <w:t>Выбрать</w:t>
-      </w:r>
-      <w:proofErr w:type="spellEnd"/>
-      <w:r>
-        <w:t xml:space="preserve"> </w:t>
-      </w:r>
-      <w:proofErr w:type="spellStart"/>
-      <w:r>
-        <w:t>один</w:t>
-      </w:r>
-      <w:proofErr w:type="spellEnd"/>
-      <w:r>
-        <w:t xml:space="preserve"> </w:t>
-      </w:r>
-      <w:proofErr w:type="spellStart"/>
-      <w:r>
-        <w:t>необязательный</w:t>
-      </w:r>
-      <w:proofErr w:type="spellEnd"/>
-      <w:r>
-        <w:t xml:space="preserve"> </w:t>
-      </w:r>
-      <w:proofErr w:type="spellStart"/>
-      <w:r>
-        <w:t>элемент</w:t>
-      </w:r>
-      <w:proofErr w:type="spellEnd"/>
-      <w:r>
-        <w:t>.</w:t>
+      <w:r>
+        <w:t>Выбрать один необязательный элемент.</w:t>
       </w:r>
     </w:p>
     <w:p>
@@ -1809,21 +1682,8 @@
       </w:pPr>
       <w:bookmarkStart w:id="13" w:name="в-отчёте-указать-1"/>
       <w:r>
-        <w:t xml:space="preserve">В </w:t>
-      </w:r>
-      <w:proofErr w:type="spellStart"/>
-      <w:r>
-        <w:t>отчёте</w:t>
-      </w:r>
-      <w:proofErr w:type="spellEnd"/>
-      <w:r>
-        <w:t xml:space="preserve"> </w:t>
-      </w:r>
-      <w:proofErr w:type="spellStart"/>
-      <w:r>
-        <w:t>указать</w:t>
-      </w:r>
-      <w:proofErr w:type="spellEnd"/>
+        <w:t>В отчёте указать</w:t>
+      </w:r>
     </w:p>
     <w:p>
       <w:pPr>
@@ -1876,7 +1736,7 @@
     <w:p>
       <w:r>
         <w:pict w14:anchorId="3173A0D2">
-          <v:rect id="_x0000_i1131" style="width:0;height:1.5pt" o:hralign="center" o:hrstd="t" o:hr="t"/>
+          <v:rect id="_x0000_i1032" style="width:0;height:1.5pt" o:hralign="center" o:hrstd="t" o:hr="t"/>
         </w:pict>
       </w:r>
     </w:p>
@@ -1919,29 +1779,8 @@
       <w:pPr>
         <w:pStyle w:val="FirstParagraph"/>
       </w:pPr>
-      <w:proofErr w:type="spellStart"/>
-      <w:r>
-        <w:t>Создать</w:t>
-      </w:r>
-      <w:proofErr w:type="spellEnd"/>
-      <w:r>
-        <w:t xml:space="preserve"> </w:t>
-      </w:r>
-      <w:proofErr w:type="spellStart"/>
-      <w:r>
-        <w:t>кратковременную</w:t>
-      </w:r>
-      <w:proofErr w:type="spellEnd"/>
-      <w:r>
-        <w:t xml:space="preserve"> </w:t>
-      </w:r>
-      <w:proofErr w:type="spellStart"/>
-      <w:r>
-        <w:t>нагрузку</w:t>
-      </w:r>
-      <w:proofErr w:type="spellEnd"/>
-      <w:r>
-        <w:t>:</w:t>
+      <w:r>
+        <w:t>Создать кратковременную нагрузку:</w:t>
       </w:r>
     </w:p>
     <w:p>
@@ -2104,7 +1943,7 @@
     <w:p>
       <w:r>
         <w:pict w14:anchorId="3BED5B93">
-          <v:rect id="_x0000_i1132" style="width:0;height:1.5pt" o:hralign="center" o:hrstd="t" o:hr="t"/>
+          <v:rect id="_x0000_i1033" style="width:0;height:1.5pt" o:hralign="center" o:hrstd="t" o:hr="t"/>
         </w:pict>
       </w:r>
     </w:p>
@@ -2180,14 +2019,12 @@
         </w:rPr>
         <w:t>-</w:t>
       </w:r>
-      <w:proofErr w:type="spellStart"/>
       <w:r>
         <w:rPr>
           <w:rStyle w:val="NormalTok"/>
         </w:rPr>
         <w:t>DriveLetter</w:t>
       </w:r>
-      <w:proofErr w:type="spellEnd"/>
       <w:r>
         <w:rPr>
           <w:rStyle w:val="NormalTok"/>
@@ -2223,14 +2060,12 @@
           <w:lang w:val="ru-RU"/>
         </w:rPr>
       </w:pPr>
-      <w:proofErr w:type="spellStart"/>
       <w:r>
         <w:rPr>
           <w:rStyle w:val="KeywordTok"/>
         </w:rPr>
         <w:t>chkdsk</w:t>
       </w:r>
-      <w:proofErr w:type="spellEnd"/>
       <w:r>
         <w:rPr>
           <w:rStyle w:val="NormalTok"/>
@@ -2286,14 +2121,12 @@
           <w:lang w:val="ru-RU"/>
         </w:rPr>
       </w:pPr>
-      <w:proofErr w:type="spellStart"/>
       <w:r>
         <w:rPr>
           <w:rStyle w:val="NormalTok"/>
         </w:rPr>
         <w:t>sfc</w:t>
       </w:r>
-      <w:proofErr w:type="spellEnd"/>
       <w:r>
         <w:rPr>
           <w:rStyle w:val="NormalTok"/>
@@ -2308,14 +2141,12 @@
         </w:rPr>
         <w:t>/</w:t>
       </w:r>
-      <w:proofErr w:type="spellStart"/>
       <w:r>
         <w:rPr>
           <w:rStyle w:val="AttributeTok"/>
         </w:rPr>
         <w:t>scannow</w:t>
       </w:r>
-      <w:proofErr w:type="spellEnd"/>
     </w:p>
     <w:p>
       <w:pPr>
@@ -2369,16 +2200,8 @@
         <w:rPr>
           <w:rStyle w:val="AttributeTok"/>
         </w:rPr>
-        <w:t>/</w:t>
-      </w:r>
-      <w:proofErr w:type="spellStart"/>
-      <w:r>
-        <w:rPr>
-          <w:rStyle w:val="AttributeTok"/>
-        </w:rPr>
-        <w:t>ScanHealth</w:t>
-      </w:r>
-      <w:proofErr w:type="spellEnd"/>
+        <w:t>/ScanHealth</w:t>
+      </w:r>
     </w:p>
     <w:p>
       <w:pPr>
@@ -2462,14 +2285,12 @@
         </w:rPr>
         <w:t xml:space="preserve">Без подтверждённой причины не выполнять </w:t>
       </w:r>
-      <w:proofErr w:type="spellStart"/>
       <w:r>
         <w:rPr>
           <w:rStyle w:val="VerbatimChar"/>
         </w:rPr>
         <w:t>chkdsk</w:t>
       </w:r>
-      <w:proofErr w:type="spellEnd"/>
       <w:r>
         <w:rPr>
           <w:rStyle w:val="VerbatimChar"/>
@@ -2493,7 +2314,7 @@
     <w:p>
       <w:r>
         <w:pict w14:anchorId="1BDEF497">
-          <v:rect id="_x0000_i1133" style="width:0;height:1.5pt" o:hralign="center" o:hrstd="t" o:hr="t"/>
+          <v:rect id="_x0000_i1034" style="width:0;height:1.5pt" o:hralign="center" o:hrstd="t" o:hr="t"/>
         </w:pict>
       </w:r>
     </w:p>
@@ -2536,16 +2357,8 @@
         <w:rPr>
           <w:rStyle w:val="NormalTok"/>
         </w:rPr>
-        <w:t>Get-</w:t>
-      </w:r>
-      <w:proofErr w:type="spellStart"/>
-      <w:r>
-        <w:rPr>
-          <w:rStyle w:val="NormalTok"/>
-        </w:rPr>
-        <w:t>NetAdapter</w:t>
-      </w:r>
-      <w:proofErr w:type="spellEnd"/>
+        <w:t>Get-NetAdapter</w:t>
+      </w:r>
       <w:r>
         <w:br/>
       </w:r>
@@ -2553,16 +2366,8 @@
         <w:rPr>
           <w:rStyle w:val="NormalTok"/>
         </w:rPr>
-        <w:t>Get-</w:t>
-      </w:r>
-      <w:proofErr w:type="spellStart"/>
-      <w:r>
-        <w:rPr>
-          <w:rStyle w:val="NormalTok"/>
-        </w:rPr>
-        <w:t>NetIPConfiguration</w:t>
-      </w:r>
-      <w:proofErr w:type="spellEnd"/>
+        <w:t>Get-NetIPConfiguration</w:t>
+      </w:r>
     </w:p>
     <w:p>
       <w:pPr>
@@ -2814,7 +2619,7 @@
       </w:pPr>
       <w:r>
         <w:pict w14:anchorId="535A04B2">
-          <v:rect id="_x0000_i1138" style="width:0;height:1.5pt" o:hralign="center" o:bullet="t" o:hrstd="t" o:hr="t"/>
+          <v:rect id="_x0000_i1035" style="width:0;height:1.5pt" o:hralign="center" o:bullet="t" o:hrstd="t" o:hr="t"/>
         </w:pict>
       </w:r>
     </w:p>
@@ -2835,7 +2640,7 @@
     <w:p>
       <w:r>
         <w:pict w14:anchorId="5927290C">
-          <v:rect id="_x0000_i1237" style="width:0;height:1.5pt" o:hralign="center" o:hrstd="t" o:hr="t"/>
+          <v:rect id="_x0000_i1036" style="width:0;height:1.5pt" o:hralign="center" o:hrstd="t" o:hr="t"/>
         </w:pict>
       </w:r>
     </w:p>
@@ -2903,14 +2708,12 @@
       <w:pPr>
         <w:pStyle w:val="SourceCode"/>
       </w:pPr>
-      <w:proofErr w:type="spellStart"/>
       <w:r>
         <w:rPr>
           <w:rStyle w:val="NormalTok"/>
         </w:rPr>
         <w:t>eventvwr.msc</w:t>
       </w:r>
-      <w:proofErr w:type="spellEnd"/>
     </w:p>
     <w:p>
       <w:pPr>
@@ -2994,37 +2797,8 @@
       <w:pPr>
         <w:pStyle w:val="FirstParagraph"/>
       </w:pPr>
-      <w:proofErr w:type="spellStart"/>
-      <w:r>
-        <w:t>Для</w:t>
-      </w:r>
-      <w:proofErr w:type="spellEnd"/>
-      <w:r>
-        <w:t xml:space="preserve"> </w:t>
-      </w:r>
-      <w:proofErr w:type="spellStart"/>
-      <w:r>
-        <w:t>каждого</w:t>
-      </w:r>
-      <w:proofErr w:type="spellEnd"/>
-      <w:r>
-        <w:t xml:space="preserve"> </w:t>
-      </w:r>
-      <w:proofErr w:type="spellStart"/>
-      <w:r>
-        <w:t>события</w:t>
-      </w:r>
-      <w:proofErr w:type="spellEnd"/>
-      <w:r>
-        <w:t xml:space="preserve"> </w:t>
-      </w:r>
-      <w:proofErr w:type="spellStart"/>
-      <w:r>
-        <w:t>записать</w:t>
-      </w:r>
-      <w:proofErr w:type="spellEnd"/>
-      <w:r>
-        <w:t>:</w:t>
+      <w:r>
+        <w:t>Для каждого события записать:</w:t>
       </w:r>
     </w:p>
     <w:p>
@@ -3122,7 +2896,7 @@
     <w:p>
       <w:r>
         <w:pict w14:anchorId="3F72F136">
-          <v:rect id="_x0000_i1134" style="width:0;height:1.5pt" o:hralign="center" o:hrstd="t" o:hr="t"/>
+          <v:rect id="_x0000_i1037" style="width:0;height:1.5pt" o:hralign="center" o:hrstd="t" o:hr="t"/>
         </w:pict>
       </w:r>
     </w:p>
@@ -3160,14 +2934,12 @@
       <w:pPr>
         <w:pStyle w:val="SourceCode"/>
       </w:pPr>
-      <w:proofErr w:type="spellStart"/>
       <w:r>
         <w:rPr>
           <w:rStyle w:val="NormalTok"/>
         </w:rPr>
         <w:t>whoami</w:t>
       </w:r>
-      <w:proofErr w:type="spellEnd"/>
       <w:r>
         <w:br/>
       </w:r>
@@ -3330,142 +3102,113 @@
       <w:pPr>
         <w:pStyle w:val="FirstParagraph"/>
       </w:pPr>
-      <w:proofErr w:type="spellStart"/>
-      <w:r>
-        <w:t>Создать</w:t>
-      </w:r>
-      <w:proofErr w:type="spellEnd"/>
-      <w:r>
+      <w:r>
+        <w:t>Создать тестового локального пользователя:</w:t>
+      </w:r>
+    </w:p>
+    <w:p>
+      <w:pPr>
+        <w:pStyle w:val="SourceCode"/>
+      </w:pPr>
+      <w:r>
+        <w:rPr>
+          <w:rStyle w:val="VariableTok"/>
+        </w:rPr>
+        <w:t>$password</w:t>
+      </w:r>
+      <w:r>
+        <w:rPr>
+          <w:rStyle w:val="NormalTok"/>
+        </w:rPr>
         <w:t xml:space="preserve"> </w:t>
       </w:r>
-      <w:proofErr w:type="spellStart"/>
-      <w:r>
-        <w:t>тестового</w:t>
-      </w:r>
-      <w:proofErr w:type="spellEnd"/>
-      <w:r>
+      <w:r>
+        <w:rPr>
+          <w:rStyle w:val="OperatorTok"/>
+        </w:rPr>
+        <w:t>=</w:t>
+      </w:r>
+      <w:r>
+        <w:rPr>
+          <w:rStyle w:val="NormalTok"/>
+        </w:rPr>
         <w:t xml:space="preserve"> </w:t>
       </w:r>
-      <w:proofErr w:type="spellStart"/>
-      <w:r>
-        <w:t>локального</w:t>
-      </w:r>
-      <w:proofErr w:type="spellEnd"/>
-      <w:r>
+      <w:r>
+        <w:rPr>
+          <w:rStyle w:val="FunctionTok"/>
+        </w:rPr>
+        <w:t>Read-Host</w:t>
+      </w:r>
+      <w:r>
+        <w:rPr>
+          <w:rStyle w:val="NormalTok"/>
+        </w:rPr>
         <w:t xml:space="preserve"> </w:t>
       </w:r>
-      <w:proofErr w:type="spellStart"/>
-      <w:r>
-        <w:t>пользователя</w:t>
-      </w:r>
-      <w:proofErr w:type="spellEnd"/>
-      <w:r>
-        <w:t>:</w:t>
-      </w:r>
-    </w:p>
-    <w:p>
-      <w:pPr>
-        <w:pStyle w:val="SourceCode"/>
-      </w:pPr>
+      <w:r>
+        <w:rPr>
+          <w:rStyle w:val="OperatorTok"/>
+        </w:rPr>
+        <w:t>-</w:t>
+      </w:r>
+      <w:r>
+        <w:rPr>
+          <w:rStyle w:val="NormalTok"/>
+        </w:rPr>
+        <w:t>AsSecureString</w:t>
+      </w:r>
+      <w:r>
+        <w:br/>
+      </w:r>
+      <w:r>
+        <w:rPr>
+          <w:rStyle w:val="NormalTok"/>
+        </w:rPr>
+        <w:t xml:space="preserve">New-LocalUser </w:t>
+      </w:r>
+      <w:r>
+        <w:rPr>
+          <w:rStyle w:val="OperatorTok"/>
+        </w:rPr>
+        <w:t>-</w:t>
+      </w:r>
+      <w:r>
+        <w:rPr>
+          <w:rStyle w:val="NormalTok"/>
+        </w:rPr>
+        <w:t xml:space="preserve">Name </w:t>
+      </w:r>
+      <w:r>
+        <w:rPr>
+          <w:rStyle w:val="StringTok"/>
+        </w:rPr>
+        <w:t>"DiagUser"</w:t>
+      </w:r>
+      <w:r>
+        <w:rPr>
+          <w:rStyle w:val="NormalTok"/>
+        </w:rPr>
+        <w:t xml:space="preserve"> </w:t>
+      </w:r>
+      <w:r>
+        <w:rPr>
+          <w:rStyle w:val="OperatorTok"/>
+        </w:rPr>
+        <w:t>-</w:t>
+      </w:r>
+      <w:r>
+        <w:rPr>
+          <w:rStyle w:val="NormalTok"/>
+        </w:rPr>
+        <w:t xml:space="preserve">Password </w:t>
+      </w:r>
       <w:r>
         <w:rPr>
           <w:rStyle w:val="VariableTok"/>
         </w:rPr>
         <w:t>$password</w:t>
       </w:r>
-      <w:r>
-        <w:rPr>
-          <w:rStyle w:val="NormalTok"/>
-        </w:rPr>
-        <w:t xml:space="preserve"> </w:t>
-      </w:r>
-      <w:r>
-        <w:rPr>
-          <w:rStyle w:val="OperatorTok"/>
-        </w:rPr>
-        <w:t>=</w:t>
-      </w:r>
-      <w:r>
-        <w:rPr>
-          <w:rStyle w:val="NormalTok"/>
-        </w:rPr>
-        <w:t xml:space="preserve"> </w:t>
-      </w:r>
-      <w:r>
-        <w:rPr>
-          <w:rStyle w:val="FunctionTok"/>
-        </w:rPr>
-        <w:t>Read-Host</w:t>
-      </w:r>
-      <w:r>
-        <w:rPr>
-          <w:rStyle w:val="NormalTok"/>
-        </w:rPr>
-        <w:t xml:space="preserve"> </w:t>
-      </w:r>
-      <w:r>
-        <w:rPr>
-          <w:rStyle w:val="OperatorTok"/>
-        </w:rPr>
-        <w:t>-</w:t>
-      </w:r>
-      <w:r>
-        <w:rPr>
-          <w:rStyle w:val="NormalTok"/>
-        </w:rPr>
-        <w:t>AsSecureString</w:t>
-      </w:r>
-      <w:r>
-        <w:br/>
-      </w:r>
-      <w:r>
-        <w:rPr>
-          <w:rStyle w:val="NormalTok"/>
-        </w:rPr>
-        <w:t xml:space="preserve">New-LocalUser </w:t>
-      </w:r>
-      <w:r>
-        <w:rPr>
-          <w:rStyle w:val="OperatorTok"/>
-        </w:rPr>
-        <w:t>-</w:t>
-      </w:r>
-      <w:r>
-        <w:rPr>
-          <w:rStyle w:val="NormalTok"/>
-        </w:rPr>
-        <w:t xml:space="preserve">Name </w:t>
-      </w:r>
-      <w:r>
-        <w:rPr>
-          <w:rStyle w:val="StringTok"/>
-        </w:rPr>
-        <w:t>"DiagUser"</w:t>
-      </w:r>
-      <w:r>
-        <w:rPr>
-          <w:rStyle w:val="NormalTok"/>
-        </w:rPr>
-        <w:t xml:space="preserve"> </w:t>
-      </w:r>
-      <w:r>
-        <w:rPr>
-          <w:rStyle w:val="OperatorTok"/>
-        </w:rPr>
-        <w:t>-</w:t>
-      </w:r>
-      <w:r>
-        <w:rPr>
-          <w:rStyle w:val="NormalTok"/>
-        </w:rPr>
-        <w:t xml:space="preserve">Password </w:t>
-      </w:r>
-      <w:r>
-        <w:rPr>
-          <w:rStyle w:val="VariableTok"/>
-        </w:rPr>
-        <w:t>$password</w:t>
-      </w:r>
     </w:p>
     <w:p>
       <w:pPr>
@@ -3480,14 +3223,12 @@
         </w:rPr>
         <w:t xml:space="preserve">Войти под </w:t>
       </w:r>
-      <w:proofErr w:type="spellStart"/>
       <w:r>
         <w:rPr>
           <w:rStyle w:val="VerbatimChar"/>
         </w:rPr>
         <w:t>DiagUser</w:t>
       </w:r>
-      <w:proofErr w:type="spellEnd"/>
       <w:r>
         <w:rPr>
           <w:lang w:val="ru-RU"/>
@@ -3503,29 +3244,8 @@
           <w:numId w:val="18"/>
         </w:numPr>
       </w:pPr>
-      <w:proofErr w:type="spellStart"/>
-      <w:r>
-        <w:t>создаётся</w:t>
-      </w:r>
-      <w:proofErr w:type="spellEnd"/>
-      <w:r>
-        <w:t xml:space="preserve"> </w:t>
-      </w:r>
-      <w:proofErr w:type="spellStart"/>
-      <w:r>
-        <w:t>ли</w:t>
-      </w:r>
-      <w:proofErr w:type="spellEnd"/>
-      <w:r>
-        <w:t xml:space="preserve"> </w:t>
-      </w:r>
-      <w:proofErr w:type="spellStart"/>
-      <w:r>
-        <w:t>профиль</w:t>
-      </w:r>
-      <w:proofErr w:type="spellEnd"/>
-      <w:r>
-        <w:t>;</w:t>
+      <w:r>
+        <w:t>создаётся ли профиль;</w:t>
       </w:r>
     </w:p>
     <w:p>
@@ -3555,6 +3275,9 @@
     <w:p>
       <w:pPr>
         <w:pStyle w:val="FirstParagraph"/>
+        <w:rPr>
+          <w:lang w:val="ru-RU"/>
+        </w:rPr>
       </w:pPr>
       <w:r>
         <w:rPr>
@@ -3566,13 +3289,13 @@
       <w:bookmarkEnd w:id="21"/>
     </w:p>
     <w:p>
-      <w:bookmarkStart w:id="23" w:name="дополнительные-задания"/>
-      <w:bookmarkStart w:id="24" w:name="Xa69dea027bef67e4365e4ec9e98928bdcbdb962"/>
+      <w:bookmarkStart w:id="23" w:name="Xa69dea027bef67e4365e4ec9e98928bdcbdb962"/>
+      <w:bookmarkStart w:id="24" w:name="дополнительные-задания"/>
       <w:bookmarkEnd w:id="5"/>
       <w:bookmarkEnd w:id="22"/>
       <w:r>
         <w:pict w14:anchorId="22B46743">
-          <v:rect id="_x0000_i1136" style="width:0;height:1.5pt" o:hralign="center" o:hrstd="t" o:hr="t"/>
+          <v:rect id="_x0000_i1038" style="width:0;height:1.5pt" o:hralign="center" o:hrstd="t" o:hr="t"/>
         </w:pict>
       </w:r>
     </w:p>
@@ -3584,7 +3307,7 @@
         </w:rPr>
       </w:pPr>
       <w:bookmarkStart w:id="25" w:name="дополнительное-задание-3.-ошибка-dns"/>
-      <w:bookmarkEnd w:id="24"/>
+      <w:bookmarkEnd w:id="23"/>
       <w:r>
         <w:rPr>
           <w:lang w:val="ru-RU"/>
@@ -3770,7 +3493,6 @@
         </w:rPr>
         <w:t>&lt;</w:t>
       </w:r>
-      <w:proofErr w:type="spellStart"/>
       <w:r>
         <w:rPr>
           <w:rStyle w:val="NormalTok"/>
@@ -3778,7 +3500,6 @@
         </w:rPr>
         <w:t>адрес_шлюза</w:t>
       </w:r>
-      <w:proofErr w:type="spellEnd"/>
       <w:r>
         <w:rPr>
           <w:rStyle w:val="KeywordTok"/>
@@ -3811,14 +3532,12 @@
         </w:rPr>
         <w:br/>
       </w:r>
-      <w:proofErr w:type="spellStart"/>
       <w:r>
         <w:rPr>
           <w:rStyle w:val="NormalTok"/>
         </w:rPr>
         <w:t>nslookup</w:t>
       </w:r>
-      <w:proofErr w:type="spellEnd"/>
       <w:r>
         <w:rPr>
           <w:rStyle w:val="NormalTok"/>
@@ -3881,7 +3600,7 @@
     <w:p>
       <w:r>
         <w:pict w14:anchorId="7DEA3207">
-          <v:rect id="_x0000_i1137" style="width:0;height:1.5pt" o:hralign="center" o:hrstd="t" o:hr="t"/>
+          <v:rect id="_x0000_i1039" style="width:0;height:1.5pt" o:hralign="center" o:hrstd="t" o:hr="t"/>
         </w:pict>
       </w:r>
     </w:p>
@@ -3894,7 +3613,7 @@
       </w:pPr>
       <w:bookmarkStart w:id="26" w:name="критерии-приёмки"/>
       <w:bookmarkStart w:id="27" w:name="главный-результат-работы"/>
-      <w:bookmarkEnd w:id="23"/>
+      <w:bookmarkEnd w:id="24"/>
       <w:bookmarkEnd w:id="25"/>
       <w:bookmarkEnd w:id="26"/>
       <w:bookmarkEnd w:id="27"/>
@@ -3912,7 +3631,7 @@
 </file>
 
 <file path=word/numbering.xml><?xml version="1.0" encoding="utf-8"?>
-<w:numbering xmlns:wpc="http://schemas.microsoft.com/office/word/2010/wordprocessingCanvas" xmlns:cx="http://schemas.microsoft.com/office/drawing/2014/chartex" xmlns:cx1="http://schemas.microsoft.com/office/drawing/2015/9/8/chartex" xmlns:cx2="http://schemas.microsoft.com/office/drawing/2015/10/21/chartex" xmlns:cx3="http://schemas.microsoft.com/office/drawing/2016/5/9/chartex" xmlns:cx4="http://schemas.microsoft.com/office/drawing/2016/5/10/chartex" xmlns:cx5="http://schemas.microsoft.com/office/drawing/2016/5/11/chartex" xmlns:cx6="http://schemas.microsoft.com/office/drawing/2016/5/12/chartex" xmlns:cx7="http://schemas.microsoft.com/office/drawing/2016/5/13/chartex" xmlns:cx8="http://schemas.microsoft.com/office/drawing/2016/5/14/chartex" xmlns:mc="http://schemas.openxmlformats.org/markup-compatibility/2006" xmlns:aink="http://schemas.microsoft.com/office/drawing/2016/ink" xmlns:am3d="http://schemas.microsoft.com/office/drawing/2017/model3d" xmlns:o="urn:schemas-microsoft-com:office:office" xmlns:oel="http://schemas.microsoft.com/office/2019/extlst" xmlns:r="http://schemas.openxmlformats.org/officeDocument/2006/relationships" xmlns:m="http://schemas.openxmlformats.org/officeDocument/2006/math" xmlns:v="urn:schemas-microsoft-com:vml" xmlns:wp14="http://schemas.microsoft.com/office/word/2010/wordprocessingDrawing" xmlns:wp="http://schemas.openxmlformats.org/drawingml/2006/wordprocessingDrawing" xmlns:w10="urn:schemas-microsoft-com:office:word" xmlns:w="http://schemas.openxmlformats.org/wordprocessingml/2006/main" xmlns:w14="http://schemas.microsoft.com/office/word/2010/wordml" xmlns:w15="http://schemas.microsoft.com/office/word/2012/wordml" xmlns:w16cei="http://schemas.microsoft.com/office/word/2026/wordml/cei" xmlns:w16cex="http://schemas.microsoft.com/office/word/2018/wordml/cex" xmlns:w16cid="http://schemas.microsoft.com/office/word/2016/wordml/cid" xmlns:w16="http://schemas.microsoft.com/office/word/2018/wordml" xmlns:w16du="http://schemas.microsoft.com/office/word/2023/wordml/word16du" xmlns:w16sdtdh="http://schemas.microsoft.com/office/word/2020/wordml/sdtdatahash" xmlns:w16sdtfl="http://schemas.microsoft.com/office/word/2024/wordml/sdtformatlock" xmlns:w16se="http://schemas.microsoft.com/office/word/2015/wordml/symex" xmlns:wpg="http://schemas.microsoft.com/office/word/2010/wordprocessingGroup" xmlns:wpi="http://schemas.microsoft.com/office/word/2010/wordprocessingInk" xmlns:wne="http://schemas.microsoft.com/office/word/2006/wordml" xmlns:wps="http://schemas.microsoft.com/office/word/2010/wordprocessingShape" mc:Ignorable="w14 w15 w16se w16cid w16 w16cex w16sdtdh w16sdtfl w16du wp14">
+<w:numbering xmlns:wpc="http://schemas.microsoft.com/office/word/2010/wordprocessingCanvas" xmlns:cx="http://schemas.microsoft.com/office/drawing/2014/chartex" xmlns:cx1="http://schemas.microsoft.com/office/drawing/2015/9/8/chartex" xmlns:cx2="http://schemas.microsoft.com/office/drawing/2015/10/21/chartex" xmlns:cx3="http://schemas.microsoft.com/office/drawing/2016/5/9/chartex" xmlns:cx4="http://schemas.microsoft.com/office/drawing/2016/5/10/chartex" xmlns:cx5="http://schemas.microsoft.com/office/drawing/2016/5/11/chartex" xmlns:cx6="http://schemas.microsoft.com/office/drawing/2016/5/12/chartex" xmlns:cx7="http://schemas.microsoft.com/office/drawing/2016/5/13/chartex" xmlns:cx8="http://schemas.microsoft.com/office/drawing/2016/5/14/chartex" xmlns:mc="http://schemas.openxmlformats.org/markup-compatibility/2006" xmlns:aink="http://schemas.microsoft.com/office/drawing/2016/ink" xmlns:am3d="http://schemas.microsoft.com/office/drawing/2017/model3d" xmlns:o="urn:schemas-microsoft-com:office:office" xmlns:oel="http://schemas.microsoft.com/office/2019/extlst" xmlns:r="http://schemas.openxmlformats.org/officeDocument/2006/relationships" xmlns:m="http://schemas.openxmlformats.org/officeDocument/2006/math" xmlns:v="urn:schemas-microsoft-com:vml" xmlns:wp14="http://schemas.microsoft.com/office/word/2010/wordprocessingDrawing" xmlns:wp="http://schemas.openxmlformats.org/drawingml/2006/wordprocessingDrawing" xmlns:w10="urn:schemas-microsoft-com:office:word" xmlns:w="http://schemas.openxmlformats.org/wordprocessingml/2006/main" xmlns:w14="http://schemas.microsoft.com/office/word/2010/wordml" xmlns:w15="http://schemas.microsoft.com/office/word/2012/wordml" xmlns:w16cex="http://schemas.microsoft.com/office/word/2018/wordml/cex" xmlns:w16cid="http://schemas.microsoft.com/office/word/2016/wordml/cid" xmlns:w16="http://schemas.microsoft.com/office/word/2018/wordml" xmlns:w16du="http://schemas.microsoft.com/office/word/2023/wordml/word16du" xmlns:w16sdtdh="http://schemas.microsoft.com/office/word/2020/wordml/sdtdatahash" xmlns:w16sdtfl="http://schemas.microsoft.com/office/word/2024/wordml/sdtformatlock" xmlns:w16se="http://schemas.microsoft.com/office/word/2015/wordml/symex" xmlns:wpg="http://schemas.microsoft.com/office/word/2010/wordprocessingGroup" xmlns:wpi="http://schemas.microsoft.com/office/word/2010/wordprocessingInk" xmlns:wne="http://schemas.microsoft.com/office/word/2006/wordml" xmlns:wps="http://schemas.microsoft.com/office/word/2010/wordprocessingShape" mc:Ignorable="w14 w15 w16se w16cid w16 w16cex w16sdtdh w16sdtfl w16du wp14">
   <w:numPicBullet w:numPicBulletId="0">
     <w:pict>
       <v:rect id="_x0000_i1025" style="width:0;height:1.5pt" o:hralign="center" o:bullet="t" o:hrstd="t" o:hr="t"/>
